--- a/НИР_ЭДО_ПОЛНЫЙ_АРХИВ/04_ЭДО_в_охране_труда/02_Второй_комплект/02_Беларусь_ЭДО_в_ОТ.docx
+++ b/НИР_ЭДО_ПОЛНЫЙ_АРХИВ/04_ЭДО_в_охране_труда/02_Второй_комплект/02_Беларусь_ЭДО_в_ОТ.docx
@@ -11,6 +11,7 @@
         <w:rPr>
           <w:rFonts w:ascii="Calibri" w:hAnsi="Calibri" w:eastAsia="Calibri"/>
           <w:b/>
+          <w:i w:val="0"/>
           <w:color w:val="1F4E79"/>
           <w:sz w:val="44"/>
         </w:rPr>
@@ -25,10 +26,26 @@
         <w:rPr>
           <w:rFonts w:ascii="Calibri" w:hAnsi="Calibri" w:eastAsia="Calibri"/>
           <w:b w:val="0"/>
+          <w:i w:val="0"/>
           <w:color w:val="535353"/>
           <w:sz w:val="26"/>
         </w:rPr>
         <w:t>Электронные документы обучения, инструктажа, учёта НС. Сравнение с РФ</w:t>
+      </w:r>
+    </w:p>
+    <w:p>
+      <w:pPr>
+        <w:spacing w:after="160"/>
+      </w:pPr>
+      <w:r>
+        <w:rPr>
+          <w:rFonts w:ascii="Calibri" w:hAnsi="Calibri" w:eastAsia="Calibri"/>
+          <w:b w:val="0"/>
+          <w:i w:val="0"/>
+          <w:color w:val="535353"/>
+          <w:sz w:val="22"/>
+        </w:rPr>
+        <w:t>Сравнительный анализ зарубежного регулирования электронного документооборота (ЭДО) с правовой моделью Российской Федерации. Актуализация: август 2026 г.</w:t>
       </w:r>
     </w:p>
     <w:p>
@@ -39,10 +56,11 @@
         <w:rPr>
           <w:rFonts w:ascii="Calibri" w:hAnsi="Calibri" w:eastAsia="Calibri"/>
           <w:b w:val="0"/>
+          <w:i/>
           <w:color w:val="535353"/>
-          <w:sz w:val="22"/>
+          <w:sz w:val="20"/>
         </w:rPr>
-        <w:t>Сравнительный анализ зарубежного регулирования электронного документооборота (ЭДО) с правовой моделью Российской Федерации. Актуализация: август 2026 г.</w:t>
+        <w:t>Как проверить. После каждого блока фактов — строка «Проверить» с кликабельной ссылкой на официальный текст закона, судебное решение или первоисточник. Рекомендации («что добавить / не переносить») — выводы автора НИР, но рядом указаны нормы, на которые они опираются. Номера дел не вымышлены.</w:t>
       </w:r>
     </w:p>
     <w:p>
@@ -58,50 +76,290 @@
         <w:rPr>
           <w:rFonts w:ascii="Calibri" w:hAnsi="Calibri" w:eastAsia="Calibri"/>
           <w:b w:val="0"/>
+          <w:i w:val="0"/>
           <w:sz w:val="24"/>
         </w:rPr>
         <w:t>Основные акты: Постановление Минтруда и соцзащиты РБ от 28.11.2008 № 175 (Инструкция об обучении/инструктаже), п. 35; Правила по охране труда (в т.ч. пост. № 53 — электронные документы ОТ при идентификации, метке времени и защите от правок)</w:t>
       </w:r>
     </w:p>
     <w:p>
+      <w:pPr>
+        <w:spacing w:before="0" w:after="200"/>
+      </w:pPr>
       <w:r>
         <w:rPr>
           <w:rFonts w:ascii="Calibri" w:hAnsi="Calibri" w:eastAsia="Calibri"/>
           <w:b w:val="0"/>
+          <w:i/>
+          <w:color w:val="535353"/>
+          <w:sz w:val="18"/>
+        </w:rPr>
+        <w:t xml:space="preserve">Проверить: </w:t>
+      </w:r>
+      <w:hyperlink r:id="rId9">
+        <w:r>
+          <w:rPr>
+            <w:color w:val="0563C1"/>
+            <w:u w:val="single"/>
+            <w:sz w:val="18"/>
+            <w:rFonts w:ascii="Calibri" w:hAnsi="Calibri"/>
+          </w:rPr>
+          <w:t xml:space="preserve">Инструкция № 175, актуальный PDF Минтруда (п. 35)</w:t>
+        </w:r>
+      </w:hyperlink>
+      <w:r>
+        <w:rPr>
+          <w:rFonts w:ascii="Calibri" w:hAnsi="Calibri" w:eastAsia="Calibri"/>
+          <w:b w:val="0"/>
+          <w:i w:val="0"/>
+          <w:color w:val="535353"/>
+          <w:sz w:val="18"/>
+        </w:rPr>
+        <w:t xml:space="preserve">  ·  </w:t>
+      </w:r>
+      <w:hyperlink r:id="rId10">
+        <w:r>
+          <w:rPr>
+            <w:color w:val="0563C1"/>
+            <w:u w:val="single"/>
+            <w:sz w:val="18"/>
+            <w:rFonts w:ascii="Calibri" w:hAnsi="Calibri"/>
+          </w:rPr>
+          <w:t xml:space="preserve">PDF постановления № 175 (сводная ред.)</w:t>
+        </w:r>
+      </w:hyperlink>
+    </w:p>
+    <w:p>
+      <w:r>
+        <w:rPr>
+          <w:rFonts w:ascii="Calibri" w:hAnsi="Calibri" w:eastAsia="Calibri"/>
+          <w:b w:val="0"/>
+          <w:i w:val="0"/>
           <w:sz w:val="24"/>
         </w:rPr>
         <w:t>Пункт 35 Инструкции № 175 — центральная норма для НИР. В редакции постановления Минтруда № 45 от 14.07.2022 прямо допускается электронная регистрация вводного, первичного, повторного, внепланового, целевого инструктажа и стажировки.</w:t>
       </w:r>
     </w:p>
     <w:p>
+      <w:pPr>
+        <w:spacing w:before="0" w:after="200"/>
+      </w:pPr>
       <w:r>
         <w:rPr>
           <w:rFonts w:ascii="Calibri" w:hAnsi="Calibri" w:eastAsia="Calibri"/>
           <w:b w:val="0"/>
+          <w:i/>
+          <w:color w:val="535353"/>
+          <w:sz w:val="18"/>
+        </w:rPr>
+        <w:t xml:space="preserve">Проверить: </w:t>
+      </w:r>
+      <w:hyperlink r:id="rId9">
+        <w:r>
+          <w:rPr>
+            <w:color w:val="0563C1"/>
+            <w:u w:val="single"/>
+            <w:sz w:val="18"/>
+            <w:rFonts w:ascii="Calibri" w:hAnsi="Calibri"/>
+          </w:rPr>
+          <w:t xml:space="preserve">Инструкция № 175, актуальный PDF Минтруда (п. 35)</w:t>
+        </w:r>
+      </w:hyperlink>
+      <w:r>
+        <w:rPr>
+          <w:rFonts w:ascii="Calibri" w:hAnsi="Calibri" w:eastAsia="Calibri"/>
+          <w:b w:val="0"/>
+          <w:i w:val="0"/>
+          <w:color w:val="535353"/>
+          <w:sz w:val="18"/>
+        </w:rPr>
+        <w:t xml:space="preserve">  ·  </w:t>
+      </w:r>
+      <w:hyperlink r:id="rId10">
+        <w:r>
+          <w:rPr>
+            <w:color w:val="0563C1"/>
+            <w:u w:val="single"/>
+            <w:sz w:val="18"/>
+            <w:rFonts w:ascii="Calibri" w:hAnsi="Calibri"/>
+          </w:rPr>
+          <w:t xml:space="preserve">PDF постановления № 175 (сводная ред.)</w:t>
+        </w:r>
+      </w:hyperlink>
+    </w:p>
+    <w:p>
+      <w:r>
+        <w:rPr>
+          <w:rFonts w:ascii="Calibri" w:hAnsi="Calibri" w:eastAsia="Calibri"/>
+          <w:b w:val="0"/>
+          <w:i w:val="0"/>
           <w:sz w:val="24"/>
         </w:rPr>
         <w:t>Условия: программные средства должны однозначно идентифицировать работников, фиксировать момент внесения записей и быть защищены от несанкционированного доступа и изменений. Это функциональная эквивалентность журнала, а не требование «УКЭП на каждую строку».</w:t>
       </w:r>
     </w:p>
     <w:p>
+      <w:pPr>
+        <w:spacing w:before="0" w:after="200"/>
+      </w:pPr>
       <w:r>
         <w:rPr>
           <w:rFonts w:ascii="Calibri" w:hAnsi="Calibri" w:eastAsia="Calibri"/>
           <w:b w:val="0"/>
+          <w:i/>
+          <w:color w:val="535353"/>
+          <w:sz w:val="18"/>
+        </w:rPr>
+        <w:t xml:space="preserve">Проверить: </w:t>
+      </w:r>
+      <w:hyperlink r:id="rId9">
+        <w:r>
+          <w:rPr>
+            <w:color w:val="0563C1"/>
+            <w:u w:val="single"/>
+            <w:sz w:val="18"/>
+            <w:rFonts w:ascii="Calibri" w:hAnsi="Calibri"/>
+          </w:rPr>
+          <w:t xml:space="preserve">Инструкция № 175, актуальный PDF Минтруда (п. 35)</w:t>
+        </w:r>
+      </w:hyperlink>
+      <w:r>
+        <w:rPr>
+          <w:rFonts w:ascii="Calibri" w:hAnsi="Calibri" w:eastAsia="Calibri"/>
+          <w:b w:val="0"/>
+          <w:i w:val="0"/>
+          <w:color w:val="535353"/>
+          <w:sz w:val="18"/>
+        </w:rPr>
+        <w:t xml:space="preserve">  ·  </w:t>
+      </w:r>
+      <w:hyperlink r:id="rId10">
+        <w:r>
+          <w:rPr>
+            <w:color w:val="0563C1"/>
+            <w:u w:val="single"/>
+            <w:sz w:val="18"/>
+            <w:rFonts w:ascii="Calibri" w:hAnsi="Calibri"/>
+          </w:rPr>
+          <w:t xml:space="preserve">PDF постановления № 175 (сводная ред.)</w:t>
+        </w:r>
+      </w:hyperlink>
+    </w:p>
+    <w:p>
+      <w:r>
+        <w:rPr>
+          <w:rFonts w:ascii="Calibri" w:hAnsi="Calibri" w:eastAsia="Calibri"/>
+          <w:b w:val="0"/>
+          <w:i w:val="0"/>
           <w:sz w:val="24"/>
         </w:rPr>
         <w:t>Более ранняя редакция (в т.ч. пост. № 54) допускала электронные журналы при наличии ЭЦП и у инструктирующего, и у прошедшего инструктаж — по Закону 113‑З. То есть Беларусь прошла путь от «ЭЦП обеих сторон» к «идентификация + неизменность».</w:t>
       </w:r>
     </w:p>
     <w:p>
+      <w:pPr>
+        <w:spacing w:before="0" w:after="200"/>
+      </w:pPr>
       <w:r>
         <w:rPr>
           <w:rFonts w:ascii="Calibri" w:hAnsi="Calibri" w:eastAsia="Calibri"/>
           <w:b w:val="0"/>
+          <w:i/>
+          <w:color w:val="535353"/>
+          <w:sz w:val="18"/>
+        </w:rPr>
+        <w:t xml:space="preserve">Проверить: </w:t>
+      </w:r>
+      <w:hyperlink r:id="rId9">
+        <w:r>
+          <w:rPr>
+            <w:color w:val="0563C1"/>
+            <w:u w:val="single"/>
+            <w:sz w:val="18"/>
+            <w:rFonts w:ascii="Calibri" w:hAnsi="Calibri"/>
+          </w:rPr>
+          <w:t xml:space="preserve">Инструкция № 175, актуальный PDF Минтруда (п. 35)</w:t>
+        </w:r>
+      </w:hyperlink>
+      <w:r>
+        <w:rPr>
+          <w:rFonts w:ascii="Calibri" w:hAnsi="Calibri" w:eastAsia="Calibri"/>
+          <w:b w:val="0"/>
+          <w:i w:val="0"/>
+          <w:color w:val="535353"/>
+          <w:sz w:val="18"/>
+        </w:rPr>
+        <w:t xml:space="preserve">  ·  </w:t>
+      </w:r>
+      <w:hyperlink r:id="rId10">
+        <w:r>
+          <w:rPr>
+            <w:color w:val="0563C1"/>
+            <w:u w:val="single"/>
+            <w:sz w:val="18"/>
+            <w:rFonts w:ascii="Calibri" w:hAnsi="Calibri"/>
+          </w:rPr>
+          <w:t xml:space="preserve">PDF постановления № 175 (сводная ред.)</w:t>
+        </w:r>
+      </w:hyperlink>
+    </w:p>
+    <w:p>
+      <w:r>
+        <w:rPr>
+          <w:rFonts w:ascii="Calibri" w:hAnsi="Calibri" w:eastAsia="Calibri"/>
+          <w:b w:val="0"/>
+          <w:i w:val="0"/>
           <w:sz w:val="24"/>
         </w:rPr>
         <w:t>Отдельные правила по охране труда допускают электронные документы ОТ и электронный учёт нарядов‑допусков при тех же гарантиях идентификации и защиты от правок.</w:t>
       </w:r>
+    </w:p>
+    <w:p>
+      <w:pPr>
+        <w:spacing w:before="0" w:after="200"/>
+      </w:pPr>
+      <w:r>
+        <w:rPr>
+          <w:rFonts w:ascii="Calibri" w:hAnsi="Calibri" w:eastAsia="Calibri"/>
+          <w:b w:val="0"/>
+          <w:i/>
+          <w:color w:val="535353"/>
+          <w:sz w:val="18"/>
+        </w:rPr>
+        <w:t xml:space="preserve">Проверить: </w:t>
+      </w:r>
+      <w:hyperlink r:id="rId9">
+        <w:r>
+          <w:rPr>
+            <w:color w:val="0563C1"/>
+            <w:u w:val="single"/>
+            <w:sz w:val="18"/>
+            <w:rFonts w:ascii="Calibri" w:hAnsi="Calibri"/>
+          </w:rPr>
+          <w:t xml:space="preserve">Инструкция № 175, актуальный PDF Минтруда (п. 35)</w:t>
+        </w:r>
+      </w:hyperlink>
+      <w:r>
+        <w:rPr>
+          <w:rFonts w:ascii="Calibri" w:hAnsi="Calibri" w:eastAsia="Calibri"/>
+          <w:b w:val="0"/>
+          <w:i w:val="0"/>
+          <w:color w:val="535353"/>
+          <w:sz w:val="18"/>
+        </w:rPr>
+        <w:t xml:space="preserve">  ·  </w:t>
+      </w:r>
+      <w:hyperlink r:id="rId10">
+        <w:r>
+          <w:rPr>
+            <w:color w:val="0563C1"/>
+            <w:u w:val="single"/>
+            <w:sz w:val="18"/>
+            <w:rFonts w:ascii="Calibri" w:hAnsi="Calibri"/>
+          </w:rPr>
+          <w:t xml:space="preserve">PDF постановления № 175 (сводная ред.)</w:t>
+        </w:r>
+      </w:hyperlink>
     </w:p>
     <w:p>
       <w:pPr>
@@ -119,6 +377,7 @@
         <w:rPr>
           <w:rFonts w:ascii="Calibri" w:hAnsi="Calibri" w:eastAsia="Calibri"/>
           <w:b w:val="0"/>
+          <w:i w:val="0"/>
           <w:sz w:val="24"/>
         </w:rPr>
         <w:t>Прямое разрешение электронного журнала инструктажа — антитеза ст. 22.1(3) ТК РФ.</w:t>
@@ -132,6 +391,7 @@
         <w:rPr>
           <w:rFonts w:ascii="Calibri" w:hAnsi="Calibri" w:eastAsia="Calibri"/>
           <w:b w:val="0"/>
+          <w:i w:val="0"/>
           <w:sz w:val="24"/>
         </w:rPr>
         <w:t>Два исторических режима: ЭЦП обеих сторон → идентификация + timestamp.</w:t>
@@ -145,6 +405,7 @@
         <w:rPr>
           <w:rFonts w:ascii="Calibri" w:hAnsi="Calibri" w:eastAsia="Calibri"/>
           <w:b w:val="0"/>
+          <w:i w:val="0"/>
           <w:sz w:val="24"/>
         </w:rPr>
         <w:t>Электронный наряд‑допуск / учёт работ повышенной опасности — в том же контуре.</w:t>
@@ -158,10 +419,58 @@
         <w:rPr>
           <w:rFonts w:ascii="Calibri" w:hAnsi="Calibri" w:eastAsia="Calibri"/>
           <w:b w:val="0"/>
+          <w:i w:val="0"/>
           <w:sz w:val="24"/>
         </w:rPr>
         <w:t>Модель ближе к Казахстану, чем к ЕС.</w:t>
       </w:r>
+    </w:p>
+    <w:p>
+      <w:pPr>
+        <w:spacing w:before="0" w:after="200"/>
+      </w:pPr>
+      <w:r>
+        <w:rPr>
+          <w:rFonts w:ascii="Calibri" w:hAnsi="Calibri" w:eastAsia="Calibri"/>
+          <w:b w:val="0"/>
+          <w:i/>
+          <w:color w:val="535353"/>
+          <w:sz w:val="18"/>
+        </w:rPr>
+        <w:t xml:space="preserve">Проверить: </w:t>
+      </w:r>
+      <w:hyperlink r:id="rId9">
+        <w:r>
+          <w:rPr>
+            <w:color w:val="0563C1"/>
+            <w:u w:val="single"/>
+            <w:sz w:val="18"/>
+            <w:rFonts w:ascii="Calibri" w:hAnsi="Calibri"/>
+          </w:rPr>
+          <w:t xml:space="preserve">Инструкция № 175, актуальный PDF Минтруда (п. 35)</w:t>
+        </w:r>
+      </w:hyperlink>
+      <w:r>
+        <w:rPr>
+          <w:rFonts w:ascii="Calibri" w:hAnsi="Calibri" w:eastAsia="Calibri"/>
+          <w:b w:val="0"/>
+          <w:i w:val="0"/>
+          <w:color w:val="535353"/>
+          <w:sz w:val="18"/>
+        </w:rPr>
+        <w:t xml:space="preserve">  ·  </w:t>
+      </w:r>
+      <w:hyperlink r:id="rId10">
+        <w:r>
+          <w:rPr>
+            <w:color w:val="0563C1"/>
+            <w:u w:val="single"/>
+            <w:sz w:val="18"/>
+            <w:rFonts w:ascii="Calibri" w:hAnsi="Calibri"/>
+          </w:rPr>
+          <w:t xml:space="preserve">PDF постановления № 175 (сводная ред.)</w:t>
+        </w:r>
+      </w:hyperlink>
     </w:p>
     <w:p>
       <w:pPr>
@@ -179,6 +488,7 @@
         <w:rPr>
           <w:rFonts w:ascii="Calibri" w:hAnsi="Calibri" w:eastAsia="Calibri"/>
           <w:b w:val="0"/>
+          <w:i w:val="0"/>
           <w:sz w:val="24"/>
         </w:rPr>
         <w:t>Кадровый ЭДО — ст. 22.1–22.3 ТК РФ: согласие работника, виды ЭП, исключения.</w:t>
@@ -192,6 +502,7 @@
         <w:rPr>
           <w:rFonts w:ascii="Calibri" w:hAnsi="Calibri" w:eastAsia="Calibri"/>
           <w:b w:val="0"/>
+          <w:i w:val="0"/>
           <w:sz w:val="24"/>
         </w:rPr>
         <w:t>Ч. 3 ст. 22.1 ТК РФ прямо исключает из кадрового ЭДО документы о прохождении работником инструктажа по охране труда и акты о несчастном случае на производстве.</w:t>
@@ -205,6 +516,7 @@
         <w:rPr>
           <w:rFonts w:ascii="Calibri" w:hAnsi="Calibri" w:eastAsia="Calibri"/>
           <w:b w:val="0"/>
+          <w:i w:val="0"/>
           <w:sz w:val="24"/>
         </w:rPr>
         <w:t>Обучение / инструктажи по ОТ — постановление Правительства РФ от 24.12.2021 № 2464; на практике журналы инструктажей ведутся на бумаге именно из‑за исключения ст. 22.1(3).</w:t>
@@ -218,10 +530,79 @@
         <w:rPr>
           <w:rFonts w:ascii="Calibri" w:hAnsi="Calibri" w:eastAsia="Calibri"/>
           <w:b w:val="0"/>
+          <w:i w:val="0"/>
           <w:sz w:val="24"/>
         </w:rPr>
         <w:t>Юридическая сила электронной подписи — 63‑ФЗ (ПЭП / УНЭП / УКЭП). Для кадровых документов с 2022 г. — ст. 22.2–22.3 ТК.</w:t>
       </w:r>
+    </w:p>
+    <w:p>
+      <w:pPr>
+        <w:spacing w:before="0" w:after="200"/>
+      </w:pPr>
+      <w:r>
+        <w:rPr>
+          <w:rFonts w:ascii="Calibri" w:hAnsi="Calibri" w:eastAsia="Calibri"/>
+          <w:b w:val="0"/>
+          <w:i/>
+          <w:color w:val="535353"/>
+          <w:sz w:val="18"/>
+        </w:rPr>
+        <w:t xml:space="preserve">Проверить: </w:t>
+      </w:r>
+      <w:hyperlink r:id="rId11">
+        <w:r>
+          <w:rPr>
+            <w:color w:val="0563C1"/>
+            <w:u w:val="single"/>
+            <w:sz w:val="18"/>
+            <w:rFonts w:ascii="Calibri" w:hAnsi="Calibri"/>
+          </w:rPr>
+          <w:t xml:space="preserve">ТК РФ, ст. 22.1 ч. 3 (исключения из кадрового ЭДО)</w:t>
+        </w:r>
+      </w:hyperlink>
+      <w:r>
+        <w:rPr>
+          <w:rFonts w:ascii="Calibri" w:hAnsi="Calibri" w:eastAsia="Calibri"/>
+          <w:b w:val="0"/>
+          <w:i w:val="0"/>
+          <w:color w:val="535353"/>
+          <w:sz w:val="18"/>
+        </w:rPr>
+        <w:t xml:space="preserve">  ·  </w:t>
+      </w:r>
+      <w:hyperlink r:id="rId12">
+        <w:r>
+          <w:rPr>
+            <w:color w:val="0563C1"/>
+            <w:u w:val="single"/>
+            <w:sz w:val="18"/>
+            <w:rFonts w:ascii="Calibri" w:hAnsi="Calibri"/>
+          </w:rPr>
+          <w:t xml:space="preserve">ПП РФ от 24.12.2021 № 2464 (обучение по охране труда)</w:t>
+        </w:r>
+      </w:hyperlink>
+      <w:r>
+        <w:rPr>
+          <w:rFonts w:ascii="Calibri" w:hAnsi="Calibri" w:eastAsia="Calibri"/>
+          <w:b w:val="0"/>
+          <w:i w:val="0"/>
+          <w:color w:val="535353"/>
+          <w:sz w:val="18"/>
+        </w:rPr>
+        <w:t xml:space="preserve">  ·  </w:t>
+      </w:r>
+      <w:hyperlink r:id="rId13">
+        <w:r>
+          <w:rPr>
+            <w:color w:val="0563C1"/>
+            <w:u w:val="single"/>
+            <w:sz w:val="18"/>
+            <w:rFonts w:ascii="Calibri" w:hAnsi="Calibri"/>
+          </w:rPr>
+          <w:t xml:space="preserve">ФЗ от 06.04.2011 № 63‑ФЗ «Об электронной подписи»</w:t>
+        </w:r>
+      </w:hyperlink>
     </w:p>
     <w:p>
       <w:pPr>
@@ -231,11 +612,12 @@
         <w:rPr>
           <w:rFonts w:ascii="Calibri" w:hAnsi="Calibri" w:eastAsia="Calibri"/>
           <w:b w:val="0"/>
+          <w:i w:val="0"/>
           <w:sz w:val="22"/>
         </w:rPr>
         <w:t xml:space="preserve">ТК РФ, ст. 22.1 ч. 3 (исключения из кадрового ЭДО): </w:t>
       </w:r>
-      <w:hyperlink r:id="rId9">
+      <w:hyperlink r:id="rId11">
         <w:r>
           <w:rPr>
             <w:color w:val="0563C1"/>
@@ -255,11 +637,12 @@
         <w:rPr>
           <w:rFonts w:ascii="Calibri" w:hAnsi="Calibri" w:eastAsia="Calibri"/>
           <w:b w:val="0"/>
+          <w:i w:val="0"/>
           <w:sz w:val="22"/>
         </w:rPr>
         <w:t xml:space="preserve">ПП РФ от 24.12.2021 № 2464 (обучение по охране труда): </w:t>
       </w:r>
-      <w:hyperlink r:id="rId10">
+      <w:hyperlink r:id="rId12">
         <w:r>
           <w:rPr>
             <w:color w:val="0563C1"/>
@@ -279,11 +662,12 @@
         <w:rPr>
           <w:rFonts w:ascii="Calibri" w:hAnsi="Calibri" w:eastAsia="Calibri"/>
           <w:b w:val="0"/>
+          <w:i w:val="0"/>
           <w:sz w:val="22"/>
         </w:rPr>
         <w:t xml:space="preserve">ФЗ от 06.04.2011 № 63‑ФЗ «Об электронной подписи»: </w:t>
       </w:r>
-      <w:hyperlink r:id="rId11">
+      <w:hyperlink r:id="rId13">
         <w:r>
           <w:rPr>
             <w:color w:val="0563C1"/>
@@ -310,14 +694,15 @@
         <w:tblLook w:firstColumn="1" w:firstRow="1" w:lastColumn="0" w:lastRow="0" w:noHBand="0" w:noVBand="1" w:val="04A0"/>
       </w:tblPr>
       <w:tblGrid>
-        <w:gridCol w:w="3175"/>
-        <w:gridCol w:w="3175"/>
-        <w:gridCol w:w="3175"/>
+        <w:gridCol w:w="2381"/>
+        <w:gridCol w:w="2381"/>
+        <w:gridCol w:w="2381"/>
+        <w:gridCol w:w="2381"/>
       </w:tblGrid>
       <w:tr>
         <w:tc>
           <w:tcPr>
-            <w:tcW w:type="dxa" w:w="3175"/>
+            <w:tcW w:type="dxa" w:w="2381"/>
             <w:shd w:fill="1F4E79" w:val="clear"/>
           </w:tcPr>
           <w:p>
@@ -326,6 +711,7 @@
               <w:rPr>
                 <w:rFonts w:ascii="Calibri" w:hAnsi="Calibri" w:eastAsia="Calibri"/>
                 <w:b/>
+                <w:i w:val="0"/>
                 <w:color w:val="FFFFFF"/>
                 <w:sz w:val="20"/>
               </w:rPr>
@@ -335,7 +721,7 @@
         </w:tc>
         <w:tc>
           <w:tcPr>
-            <w:tcW w:type="dxa" w:w="3175"/>
+            <w:tcW w:type="dxa" w:w="2381"/>
             <w:shd w:fill="1F4E79" w:val="clear"/>
           </w:tcPr>
           <w:p>
@@ -344,6 +730,7 @@
               <w:rPr>
                 <w:rFonts w:ascii="Calibri" w:hAnsi="Calibri" w:eastAsia="Calibri"/>
                 <w:b/>
+                <w:i w:val="0"/>
                 <w:color w:val="FFFFFF"/>
                 <w:sz w:val="20"/>
               </w:rPr>
@@ -353,7 +740,7 @@
         </w:tc>
         <w:tc>
           <w:tcPr>
-            <w:tcW w:type="dxa" w:w="3175"/>
+            <w:tcW w:type="dxa" w:w="2381"/>
             <w:shd w:fill="1F4E79" w:val="clear"/>
           </w:tcPr>
           <w:p>
@@ -362,6 +749,7 @@
               <w:rPr>
                 <w:rFonts w:ascii="Calibri" w:hAnsi="Calibri" w:eastAsia="Calibri"/>
                 <w:b/>
+                <w:i w:val="0"/>
                 <w:color w:val="FFFFFF"/>
                 <w:sz w:val="20"/>
               </w:rPr>
@@ -369,11 +757,10 @@
             </w:r>
           </w:p>
         </w:tc>
-      </w:tr>
-      <w:tr>
         <w:tc>
           <w:tcPr>
-            <w:tcW w:type="dxa" w:w="3175"/>
+            <w:tcW w:type="dxa" w:w="2381"/>
+            <w:shd w:fill="1F4E79" w:val="clear"/>
           </w:tcPr>
           <w:p>
             <w:r/>
@@ -381,6 +768,27 @@
               <w:rPr>
                 <w:rFonts w:ascii="Calibri" w:hAnsi="Calibri" w:eastAsia="Calibri"/>
                 <w:b/>
+                <w:i w:val="0"/>
+                <w:color w:val="FFFFFF"/>
+                <w:sz w:val="20"/>
+              </w:rPr>
+              <w:t>Проверить</w:t>
+            </w:r>
+          </w:p>
+        </w:tc>
+      </w:tr>
+      <w:tr>
+        <w:tc>
+          <w:tcPr>
+            <w:tcW w:type="dxa" w:w="2381"/>
+          </w:tcPr>
+          <w:p>
+            <w:r/>
+            <w:r>
+              <w:rPr>
+                <w:rFonts w:ascii="Calibri" w:hAnsi="Calibri" w:eastAsia="Calibri"/>
+                <w:b/>
+                <w:i w:val="0"/>
                 <w:sz w:val="20"/>
               </w:rPr>
               <w:t>Юридическая сила записей ОТ</w:t>
@@ -389,7 +797,7 @@
         </w:tc>
         <w:tc>
           <w:tcPr>
-            <w:tcW w:type="dxa" w:w="3175"/>
+            <w:tcW w:type="dxa" w:w="2381"/>
           </w:tcPr>
           <w:p>
             <w:r/>
@@ -397,6 +805,7 @@
               <w:rPr>
                 <w:rFonts w:ascii="Calibri" w:hAnsi="Calibri" w:eastAsia="Calibri"/>
                 <w:b w:val="0"/>
+                <w:i w:val="0"/>
                 <w:sz w:val="20"/>
               </w:rPr>
               <w:t>Регистрация всех видов инструктажа и стажировки допускается в электронном виде при идентификации работника, фиксации времени записи и защите от несанкционированных изменений</w:t>
@@ -405,7 +814,7 @@
         </w:tc>
         <w:tc>
           <w:tcPr>
-            <w:tcW w:type="dxa" w:w="3175"/>
+            <w:tcW w:type="dxa" w:w="2381"/>
           </w:tcPr>
           <w:p>
             <w:r/>
@@ -413,17 +822,37 @@
               <w:rPr>
                 <w:rFonts w:ascii="Calibri" w:hAnsi="Calibri" w:eastAsia="Calibri"/>
                 <w:b w:val="0"/>
+                <w:i w:val="0"/>
                 <w:sz w:val="20"/>
               </w:rPr>
               <w:t>Журналы инструктажей и акты НС исключены из кадрового ЭДО (ст. 22.1 ч. 3 ТК РФ)</w:t>
             </w:r>
           </w:p>
         </w:tc>
+        <w:tc>
+          <w:tcPr>
+            <w:tcW w:type="dxa" w:w="2381"/>
+          </w:tcPr>
+          <w:p>
+            <w:r/>
+            <w:hyperlink r:id="rId9">
+              <w:r>
+                <w:rPr>
+                  <w:color w:val="0563C1"/>
+                  <w:u w:val="single"/>
+                  <w:sz w:val="18"/>
+                  <w:rFonts w:ascii="Calibri" w:hAnsi="Calibri"/>
+                </w:rPr>
+                <w:t xml:space="preserve">Инструкция № 175, актуальный PDF Минтруда (п. 35)</w:t>
+              </w:r>
+            </w:hyperlink>
+          </w:p>
+        </w:tc>
       </w:tr>
       <w:tr>
         <w:tc>
           <w:tcPr>
-            <w:tcW w:type="dxa" w:w="3175"/>
+            <w:tcW w:type="dxa" w:w="2381"/>
           </w:tcPr>
           <w:p>
             <w:r/>
@@ -431,6 +860,7 @@
               <w:rPr>
                 <w:rFonts w:ascii="Calibri" w:hAnsi="Calibri" w:eastAsia="Calibri"/>
                 <w:b/>
+                <w:i w:val="0"/>
                 <w:sz w:val="20"/>
               </w:rPr>
               <w:t>Подпись / форма журнала</w:t>
@@ -439,7 +869,7 @@
         </w:tc>
         <w:tc>
           <w:tcPr>
-            <w:tcW w:type="dxa" w:w="3175"/>
+            <w:tcW w:type="dxa" w:w="2381"/>
           </w:tcPr>
           <w:p>
             <w:r/>
@@ -447,6 +877,7 @@
               <w:rPr>
                 <w:rFonts w:ascii="Calibri" w:hAnsi="Calibri" w:eastAsia="Calibri"/>
                 <w:b w:val="0"/>
+                <w:i w:val="0"/>
                 <w:sz w:val="20"/>
               </w:rPr>
               <w:t>Ранее (ред. с ЭЦП обеих сторон) журнал оформлялся как электронный документ по 113‑З. Актуальная ред. п. 35 (пост. № 45 от 14.07.2022) делает акцент на идентификации + timestamp + целостности, не обязательно требуя ЭЦП у каждого рабочего</w:t>
@@ -455,7 +886,7 @@
         </w:tc>
         <w:tc>
           <w:tcPr>
-            <w:tcW w:type="dxa" w:w="3175"/>
+            <w:tcW w:type="dxa" w:w="2381"/>
           </w:tcPr>
           <w:p>
             <w:r/>
@@ -463,17 +894,37 @@
               <w:rPr>
                 <w:rFonts w:ascii="Calibri" w:hAnsi="Calibri" w:eastAsia="Calibri"/>
                 <w:b w:val="0"/>
+                <w:i w:val="0"/>
                 <w:sz w:val="20"/>
               </w:rPr>
               <w:t>На практике — бумажный журнал; КЭДО на эти документы не распространяется</w:t>
             </w:r>
           </w:p>
         </w:tc>
+        <w:tc>
+          <w:tcPr>
+            <w:tcW w:type="dxa" w:w="2381"/>
+          </w:tcPr>
+          <w:p>
+            <w:r/>
+            <w:hyperlink r:id="rId11">
+              <w:r>
+                <w:rPr>
+                  <w:color w:val="0563C1"/>
+                  <w:u w:val="single"/>
+                  <w:sz w:val="18"/>
+                  <w:rFonts w:ascii="Calibri" w:hAnsi="Calibri"/>
+                </w:rPr>
+                <w:t xml:space="preserve">ТК РФ, ст. 22.1 ч. 3 (исключения из кадрового ЭДО)</w:t>
+              </w:r>
+            </w:hyperlink>
+          </w:p>
+        </w:tc>
       </w:tr>
       <w:tr>
         <w:tc>
           <w:tcPr>
-            <w:tcW w:type="dxa" w:w="3175"/>
+            <w:tcW w:type="dxa" w:w="2381"/>
           </w:tcPr>
           <w:p>
             <w:r/>
@@ -481,6 +932,7 @@
               <w:rPr>
                 <w:rFonts w:ascii="Calibri" w:hAnsi="Calibri" w:eastAsia="Calibri"/>
                 <w:b/>
+                <w:i w:val="0"/>
                 <w:sz w:val="20"/>
               </w:rPr>
               <w:t>Доверие / система</w:t>
@@ -489,7 +941,7 @@
         </w:tc>
         <w:tc>
           <w:tcPr>
-            <w:tcW w:type="dxa" w:w="3175"/>
+            <w:tcW w:type="dxa" w:w="2381"/>
           </w:tcPr>
           <w:p>
             <w:r/>
@@ -497,6 +949,7 @@
               <w:rPr>
                 <w:rFonts w:ascii="Calibri" w:hAnsi="Calibri" w:eastAsia="Calibri"/>
                 <w:b w:val="0"/>
+                <w:i w:val="0"/>
                 <w:sz w:val="20"/>
               </w:rPr>
               <w:t>Программные средства работодателя; при ЭЦП — 113‑З; целостность важнее «картинки подписи»</w:t>
@@ -505,7 +958,7 @@
         </w:tc>
         <w:tc>
           <w:tcPr>
-            <w:tcW w:type="dxa" w:w="3175"/>
+            <w:tcW w:type="dxa" w:w="2381"/>
           </w:tcPr>
           <w:p>
             <w:r/>
@@ -513,10 +966,30 @@
               <w:rPr>
                 <w:rFonts w:ascii="Calibri" w:hAnsi="Calibri" w:eastAsia="Calibri"/>
                 <w:b w:val="0"/>
+                <w:i w:val="0"/>
                 <w:sz w:val="20"/>
               </w:rPr>
               <w:t>Бумажный журнал + ПП 2464; операторы КЭДО — для иных кадровых документов</w:t>
             </w:r>
+          </w:p>
+        </w:tc>
+        <w:tc>
+          <w:tcPr>
+            <w:tcW w:type="dxa" w:w="2381"/>
+          </w:tcPr>
+          <w:p>
+            <w:r/>
+            <w:hyperlink r:id="rId12">
+              <w:r>
+                <w:rPr>
+                  <w:color w:val="0563C1"/>
+                  <w:u w:val="single"/>
+                  <w:sz w:val="18"/>
+                  <w:rFonts w:ascii="Calibri" w:hAnsi="Calibri"/>
+                </w:rPr>
+                <w:t xml:space="preserve">ПП РФ от 24.12.2021 № 2464 (обучение по охране труда)</w:t>
+              </w:r>
+            </w:hyperlink>
           </w:p>
         </w:tc>
       </w:tr>
@@ -530,6 +1003,7 @@
         <w:rPr>
           <w:rFonts w:ascii="Calibri" w:hAnsi="Calibri" w:eastAsia="Calibri"/>
           <w:b w:val="0"/>
+          <w:i w:val="0"/>
           <w:sz w:val="24"/>
         </w:rPr>
         <w:t>Сходство с РФ: общая постсоветская конструкция журналов инструктажей и обучения по ОТ.</w:t>
@@ -543,6 +1017,7 @@
         <w:rPr>
           <w:rFonts w:ascii="Calibri" w:hAnsi="Calibri" w:eastAsia="Calibri"/>
           <w:b w:val="0"/>
+          <w:i w:val="0"/>
           <w:sz w:val="24"/>
         </w:rPr>
         <w:t>Ключевое отличие: Беларусь легализовала электронный журнал; РФ исключила его из КЭДО.</w:t>
@@ -556,6 +1031,7 @@
         <w:rPr>
           <w:rFonts w:ascii="Calibri" w:hAnsi="Calibri" w:eastAsia="Calibri"/>
           <w:b w:val="0"/>
+          <w:i w:val="0"/>
           <w:sz w:val="24"/>
         </w:rPr>
         <w:t>Отличие от Германии: Беларусь сохраняет журнал как формальный регистр, но переносит его на электронный носитель; Германия вообще не делает подпись конститутивным элементом инструктажа.</w:t>
@@ -569,10 +1045,121 @@
         <w:rPr>
           <w:rFonts w:ascii="Calibri" w:hAnsi="Calibri" w:eastAsia="Calibri"/>
           <w:b w:val="0"/>
+          <w:i w:val="0"/>
           <w:sz w:val="24"/>
         </w:rPr>
         <w:t>Для РФ это самый «переносимый» образец: та же терминология журналов, иное правило о носителе.</w:t>
       </w:r>
+    </w:p>
+    <w:p>
+      <w:pPr>
+        <w:spacing w:before="0" w:after="200"/>
+      </w:pPr>
+      <w:r>
+        <w:rPr>
+          <w:rFonts w:ascii="Calibri" w:hAnsi="Calibri" w:eastAsia="Calibri"/>
+          <w:b w:val="0"/>
+          <w:i/>
+          <w:color w:val="535353"/>
+          <w:sz w:val="18"/>
+        </w:rPr>
+        <w:t xml:space="preserve">Проверить: </w:t>
+      </w:r>
+      <w:hyperlink r:id="rId9">
+        <w:r>
+          <w:rPr>
+            <w:color w:val="0563C1"/>
+            <w:u w:val="single"/>
+            <w:sz w:val="18"/>
+            <w:rFonts w:ascii="Calibri" w:hAnsi="Calibri"/>
+          </w:rPr>
+          <w:t xml:space="preserve">Инструкция № 175, актуальный PDF Минтруда (п. 35)</w:t>
+        </w:r>
+      </w:hyperlink>
+      <w:r>
+        <w:rPr>
+          <w:rFonts w:ascii="Calibri" w:hAnsi="Calibri" w:eastAsia="Calibri"/>
+          <w:b w:val="0"/>
+          <w:i w:val="0"/>
+          <w:color w:val="535353"/>
+          <w:sz w:val="18"/>
+        </w:rPr>
+        <w:t xml:space="preserve">  ·  </w:t>
+      </w:r>
+      <w:hyperlink r:id="rId10">
+        <w:r>
+          <w:rPr>
+            <w:color w:val="0563C1"/>
+            <w:u w:val="single"/>
+            <w:sz w:val="18"/>
+            <w:rFonts w:ascii="Calibri" w:hAnsi="Calibri"/>
+          </w:rPr>
+          <w:t xml:space="preserve">PDF постановления № 175 (сводная ред.)</w:t>
+        </w:r>
+      </w:hyperlink>
+      <w:r>
+        <w:rPr>
+          <w:rFonts w:ascii="Calibri" w:hAnsi="Calibri" w:eastAsia="Calibri"/>
+          <w:b w:val="0"/>
+          <w:i w:val="0"/>
+          <w:color w:val="535353"/>
+          <w:sz w:val="18"/>
+        </w:rPr>
+        <w:t xml:space="preserve">  ·  </w:t>
+      </w:r>
+      <w:hyperlink r:id="rId11">
+        <w:r>
+          <w:rPr>
+            <w:color w:val="0563C1"/>
+            <w:u w:val="single"/>
+            <w:sz w:val="18"/>
+            <w:rFonts w:ascii="Calibri" w:hAnsi="Calibri"/>
+          </w:rPr>
+          <w:t xml:space="preserve">ТК РФ, ст. 22.1 ч. 3 (исключения из кадрового ЭДО)</w:t>
+        </w:r>
+      </w:hyperlink>
+      <w:r>
+        <w:rPr>
+          <w:rFonts w:ascii="Calibri" w:hAnsi="Calibri" w:eastAsia="Calibri"/>
+          <w:b w:val="0"/>
+          <w:i w:val="0"/>
+          <w:color w:val="535353"/>
+          <w:sz w:val="18"/>
+        </w:rPr>
+        <w:t xml:space="preserve">  ·  </w:t>
+      </w:r>
+      <w:hyperlink r:id="rId12">
+        <w:r>
+          <w:rPr>
+            <w:color w:val="0563C1"/>
+            <w:u w:val="single"/>
+            <w:sz w:val="18"/>
+            <w:rFonts w:ascii="Calibri" w:hAnsi="Calibri"/>
+          </w:rPr>
+          <w:t xml:space="preserve">ПП РФ от 24.12.2021 № 2464 (обучение по охране труда)</w:t>
+        </w:r>
+      </w:hyperlink>
+      <w:r>
+        <w:rPr>
+          <w:rFonts w:ascii="Calibri" w:hAnsi="Calibri" w:eastAsia="Calibri"/>
+          <w:b w:val="0"/>
+          <w:i w:val="0"/>
+          <w:color w:val="535353"/>
+          <w:sz w:val="18"/>
+        </w:rPr>
+        <w:t xml:space="preserve">  ·  </w:t>
+      </w:r>
+      <w:hyperlink r:id="rId13">
+        <w:r>
+          <w:rPr>
+            <w:color w:val="0563C1"/>
+            <w:u w:val="single"/>
+            <w:sz w:val="18"/>
+            <w:rFonts w:ascii="Calibri" w:hAnsi="Calibri"/>
+          </w:rPr>
+          <w:t xml:space="preserve">ФЗ от 06.04.2011 № 63‑ФЗ «Об электронной подписи»</w:t>
+        </w:r>
+      </w:hyperlink>
     </w:p>
     <w:p>
       <w:pPr>
@@ -590,6 +1177,7 @@
         <w:rPr>
           <w:rFonts w:ascii="Calibri" w:hAnsi="Calibri" w:eastAsia="Calibri"/>
           <w:b w:val="0"/>
+          <w:i w:val="0"/>
           <w:sz w:val="24"/>
         </w:rPr>
         <w:t>Норму в духе п. 35 Инструкции № 175: электронный журнал при идентификации, метке времени и запрете скрытых правок.</w:t>
@@ -603,10 +1191,121 @@
         <w:rPr>
           <w:rFonts w:ascii="Calibri" w:hAnsi="Calibri" w:eastAsia="Calibri"/>
           <w:b w:val="0"/>
+          <w:i w:val="0"/>
           <w:sz w:val="24"/>
         </w:rPr>
         <w:t>Не требовать УКЭП у каждого рабочего, если система надёжно идентифицирует его (как актуальная белорусская редакция).</w:t>
       </w:r>
+    </w:p>
+    <w:p>
+      <w:pPr>
+        <w:spacing w:before="0" w:after="200"/>
+      </w:pPr>
+      <w:r>
+        <w:rPr>
+          <w:rFonts w:ascii="Calibri" w:hAnsi="Calibri" w:eastAsia="Calibri"/>
+          <w:b w:val="0"/>
+          <w:i/>
+          <w:color w:val="535353"/>
+          <w:sz w:val="18"/>
+        </w:rPr>
+        <w:t xml:space="preserve">Проверить: </w:t>
+      </w:r>
+      <w:hyperlink r:id="rId9">
+        <w:r>
+          <w:rPr>
+            <w:color w:val="0563C1"/>
+            <w:u w:val="single"/>
+            <w:sz w:val="18"/>
+            <w:rFonts w:ascii="Calibri" w:hAnsi="Calibri"/>
+          </w:rPr>
+          <w:t xml:space="preserve">Инструкция № 175, актуальный PDF Минтруда (п. 35)</w:t>
+        </w:r>
+      </w:hyperlink>
+      <w:r>
+        <w:rPr>
+          <w:rFonts w:ascii="Calibri" w:hAnsi="Calibri" w:eastAsia="Calibri"/>
+          <w:b w:val="0"/>
+          <w:i w:val="0"/>
+          <w:color w:val="535353"/>
+          <w:sz w:val="18"/>
+        </w:rPr>
+        <w:t xml:space="preserve">  ·  </w:t>
+      </w:r>
+      <w:hyperlink r:id="rId10">
+        <w:r>
+          <w:rPr>
+            <w:color w:val="0563C1"/>
+            <w:u w:val="single"/>
+            <w:sz w:val="18"/>
+            <w:rFonts w:ascii="Calibri" w:hAnsi="Calibri"/>
+          </w:rPr>
+          <w:t xml:space="preserve">PDF постановления № 175 (сводная ред.)</w:t>
+        </w:r>
+      </w:hyperlink>
+      <w:r>
+        <w:rPr>
+          <w:rFonts w:ascii="Calibri" w:hAnsi="Calibri" w:eastAsia="Calibri"/>
+          <w:b w:val="0"/>
+          <w:i w:val="0"/>
+          <w:color w:val="535353"/>
+          <w:sz w:val="18"/>
+        </w:rPr>
+        <w:t xml:space="preserve">  ·  </w:t>
+      </w:r>
+      <w:hyperlink r:id="rId11">
+        <w:r>
+          <w:rPr>
+            <w:color w:val="0563C1"/>
+            <w:u w:val="single"/>
+            <w:sz w:val="18"/>
+            <w:rFonts w:ascii="Calibri" w:hAnsi="Calibri"/>
+          </w:rPr>
+          <w:t xml:space="preserve">ТК РФ, ст. 22.1 ч. 3 (исключения из кадрового ЭДО)</w:t>
+        </w:r>
+      </w:hyperlink>
+      <w:r>
+        <w:rPr>
+          <w:rFonts w:ascii="Calibri" w:hAnsi="Calibri" w:eastAsia="Calibri"/>
+          <w:b w:val="0"/>
+          <w:i w:val="0"/>
+          <w:color w:val="535353"/>
+          <w:sz w:val="18"/>
+        </w:rPr>
+        <w:t xml:space="preserve">  ·  </w:t>
+      </w:r>
+      <w:hyperlink r:id="rId12">
+        <w:r>
+          <w:rPr>
+            <w:color w:val="0563C1"/>
+            <w:u w:val="single"/>
+            <w:sz w:val="18"/>
+            <w:rFonts w:ascii="Calibri" w:hAnsi="Calibri"/>
+          </w:rPr>
+          <w:t xml:space="preserve">ПП РФ от 24.12.2021 № 2464 (обучение по охране труда)</w:t>
+        </w:r>
+      </w:hyperlink>
+      <w:r>
+        <w:rPr>
+          <w:rFonts w:ascii="Calibri" w:hAnsi="Calibri" w:eastAsia="Calibri"/>
+          <w:b w:val="0"/>
+          <w:i w:val="0"/>
+          <w:color w:val="535353"/>
+          <w:sz w:val="18"/>
+        </w:rPr>
+        <w:t xml:space="preserve">  ·  </w:t>
+      </w:r>
+      <w:hyperlink r:id="rId13">
+        <w:r>
+          <w:rPr>
+            <w:color w:val="0563C1"/>
+            <w:u w:val="single"/>
+            <w:sz w:val="18"/>
+            <w:rFonts w:ascii="Calibri" w:hAnsi="Calibri"/>
+          </w:rPr>
+          <w:t xml:space="preserve">ФЗ от 06.04.2011 № 63‑ФЗ «Об электронной подписи»</w:t>
+        </w:r>
+      </w:hyperlink>
     </w:p>
     <w:p>
       <w:pPr>
@@ -624,10 +1323,58 @@
         <w:rPr>
           <w:rFonts w:ascii="Calibri" w:hAnsi="Calibri" w:eastAsia="Calibri"/>
           <w:b w:val="0"/>
+          <w:i w:val="0"/>
           <w:sz w:val="24"/>
         </w:rPr>
         <w:t>Не оставлять «электронный журнал» без защиты от редактирования задним числом — иначе это хуже бумаги.</w:t>
       </w:r>
+    </w:p>
+    <w:p>
+      <w:pPr>
+        <w:spacing w:before="0" w:after="200"/>
+      </w:pPr>
+      <w:r>
+        <w:rPr>
+          <w:rFonts w:ascii="Calibri" w:hAnsi="Calibri" w:eastAsia="Calibri"/>
+          <w:b w:val="0"/>
+          <w:i/>
+          <w:color w:val="535353"/>
+          <w:sz w:val="18"/>
+        </w:rPr>
+        <w:t xml:space="preserve">Проверить: </w:t>
+      </w:r>
+      <w:hyperlink r:id="rId9">
+        <w:r>
+          <w:rPr>
+            <w:color w:val="0563C1"/>
+            <w:u w:val="single"/>
+            <w:sz w:val="18"/>
+            <w:rFonts w:ascii="Calibri" w:hAnsi="Calibri"/>
+          </w:rPr>
+          <w:t xml:space="preserve">Инструкция № 175, актуальный PDF Минтруда (п. 35)</w:t>
+        </w:r>
+      </w:hyperlink>
+      <w:r>
+        <w:rPr>
+          <w:rFonts w:ascii="Calibri" w:hAnsi="Calibri" w:eastAsia="Calibri"/>
+          <w:b w:val="0"/>
+          <w:i w:val="0"/>
+          <w:color w:val="535353"/>
+          <w:sz w:val="18"/>
+        </w:rPr>
+        <w:t xml:space="preserve">  ·  </w:t>
+      </w:r>
+      <w:hyperlink r:id="rId10">
+        <w:r>
+          <w:rPr>
+            <w:color w:val="0563C1"/>
+            <w:u w:val="single"/>
+            <w:sz w:val="18"/>
+            <w:rFonts w:ascii="Calibri" w:hAnsi="Calibri"/>
+          </w:rPr>
+          <w:t xml:space="preserve">PDF постановления № 175 (сводная ред.)</w:t>
+        </w:r>
+      </w:hyperlink>
     </w:p>
     <w:p>
       <w:pPr>
@@ -645,11 +1392,12 @@
         <w:rPr>
           <w:rFonts w:ascii="Calibri" w:hAnsi="Calibri" w:eastAsia="Calibri"/>
           <w:b w:val="0"/>
+          <w:i w:val="0"/>
           <w:sz w:val="22"/>
         </w:rPr>
         <w:t xml:space="preserve">Инструкция № 175, актуальный PDF Минтруда (п. 35): </w:t>
       </w:r>
-      <w:hyperlink r:id="rId12">
+      <w:hyperlink r:id="rId9">
         <w:r>
           <w:rPr>
             <w:color w:val="0563C1"/>
@@ -669,11 +1417,12 @@
         <w:rPr>
           <w:rFonts w:ascii="Calibri" w:hAnsi="Calibri" w:eastAsia="Calibri"/>
           <w:b w:val="0"/>
+          <w:i w:val="0"/>
           <w:sz w:val="22"/>
         </w:rPr>
         <w:t xml:space="preserve">PDF постановления № 175 (сводная ред.): </w:t>
       </w:r>
-      <w:hyperlink r:id="rId13">
+      <w:hyperlink r:id="rId10">
         <w:r>
           <w:rPr>
             <w:color w:val="0563C1"/>
